--- a/ethics/EMA-Studies-2025_HE001700/2025_HE001700 - PIS_SONA (CLEAN).docx
+++ b/ethics/EMA-Studies-2025_HE001700/2025_HE001700 - PIS_SONA (CLEAN).docx
@@ -661,44 +661,13 @@
             <w:rPr>
               <w:rFonts w:cs="Arial"/>
             </w:rPr>
-            <w:t>Mr Riley Landfear, School of Psychology</w:t>
-          </w:r>
-        </w:p>
-        <w:p>
-          <w:pPr>
-            <w:pStyle w:val="ListParagraph"/>
-            <w:numPr>
-              <w:ilvl w:val="0"/>
-              <w:numId w:val="16"/>
-            </w:numPr>
-            <w:jc w:val="both"/>
-            <w:rPr>
-              <w:rFonts w:cs="Arial"/>
-            </w:rPr>
-          </w:pPr>
-          <w:r>
-            <w:rPr>
-              <w:rFonts w:cs="Arial"/>
-            </w:rPr>
-            <w:t xml:space="preserve">Ms </w:t>
+            <w:t xml:space="preserve">Mr Riley </w:t>
           </w:r>
           <w:r>
             <w:rPr>
               <w:rFonts w:cs="Arial"/>
             </w:rPr>
-            <w:t>Isabella</w:t>
-          </w:r>
-          <w:r>
-            <w:rPr>
-              <w:rFonts w:cs="Arial"/>
-            </w:rPr>
-            <w:t xml:space="preserve"> </w:t>
-          </w:r>
-          <w:r>
-            <w:rPr>
-              <w:rFonts w:cs="Arial"/>
-            </w:rPr>
-            <w:t>Evangelista</w:t>
+            <w:t>Landfear</w:t>
           </w:r>
           <w:r>
             <w:rPr>
@@ -723,6 +692,49 @@
             <w:rPr>
               <w:rFonts w:cs="Arial"/>
             </w:rPr>
+            <w:t xml:space="preserve">Ms </w:t>
+          </w:r>
+          <w:r>
+            <w:rPr>
+              <w:rFonts w:cs="Arial"/>
+            </w:rPr>
+            <w:t>Isabella</w:t>
+          </w:r>
+          <w:r>
+            <w:rPr>
+              <w:rFonts w:cs="Arial"/>
+            </w:rPr>
+            <w:t xml:space="preserve"> </w:t>
+          </w:r>
+          <w:r>
+            <w:rPr>
+              <w:rFonts w:cs="Arial"/>
+            </w:rPr>
+            <w:t>Evangelista</w:t>
+          </w:r>
+          <w:r>
+            <w:rPr>
+              <w:rFonts w:cs="Arial"/>
+            </w:rPr>
+            <w:t>, School of Psychology</w:t>
+          </w:r>
+        </w:p>
+        <w:p>
+          <w:pPr>
+            <w:pStyle w:val="ListParagraph"/>
+            <w:numPr>
+              <w:ilvl w:val="0"/>
+              <w:numId w:val="16"/>
+            </w:numPr>
+            <w:jc w:val="both"/>
+            <w:rPr>
+              <w:rFonts w:cs="Arial"/>
+            </w:rPr>
+          </w:pPr>
+          <w:r>
+            <w:rPr>
+              <w:rFonts w:cs="Arial"/>
+            </w:rPr>
             <w:t>Ms Zoe Gray, School of Psychology</w:t>
           </w:r>
         </w:p>
@@ -738,14 +750,14 @@
           <w:color w:val="auto"/>
         </w:rPr>
       </w:pPr>
-      <w:bookmarkStart w:id="25" w:name="_Toc229297247"/>
-      <w:bookmarkStart w:id="26" w:name="_Toc229297354"/>
-      <w:bookmarkStart w:id="27" w:name="_Toc229298378"/>
-      <w:bookmarkStart w:id="28" w:name="_Toc229307346"/>
-      <w:bookmarkStart w:id="29" w:name="_Toc229308166"/>
-      <w:bookmarkStart w:id="30" w:name="_Toc235338640"/>
-      <w:bookmarkStart w:id="31" w:name="_Toc236472643"/>
-      <w:bookmarkStart w:id="32" w:name="_Toc236473763"/>
+      <w:bookmarkStart w:id="27" w:name="_Toc229297247"/>
+      <w:bookmarkStart w:id="28" w:name="_Toc229297354"/>
+      <w:bookmarkStart w:id="29" w:name="_Toc229298378"/>
+      <w:bookmarkStart w:id="30" w:name="_Toc229307346"/>
+      <w:bookmarkStart w:id="31" w:name="_Toc229308166"/>
+      <w:bookmarkStart w:id="32" w:name="_Toc235338640"/>
+      <w:bookmarkStart w:id="33" w:name="_Toc236472643"/>
+      <w:bookmarkStart w:id="34" w:name="_Toc236473763"/>
       <w:bookmarkEnd w:id="12"/>
       <w:bookmarkEnd w:id="13"/>
       <w:bookmarkEnd w:id="14"/>
@@ -793,14 +805,14 @@
         </w:sdtContent>
       </w:sdt>
       <w:bookmarkEnd w:id="9"/>
-      <w:bookmarkEnd w:id="25"/>
-      <w:bookmarkEnd w:id="26"/>
       <w:bookmarkEnd w:id="27"/>
       <w:bookmarkEnd w:id="28"/>
       <w:bookmarkEnd w:id="29"/>
       <w:bookmarkEnd w:id="30"/>
       <w:bookmarkEnd w:id="31"/>
       <w:bookmarkEnd w:id="32"/>
+      <w:bookmarkEnd w:id="33"/>
+      <w:bookmarkEnd w:id="34"/>
       <w:r>
         <w:rPr>
           <w:rStyle w:val="PlaceholderText"/>
@@ -809,9 +821,9 @@
         </w:rPr>
         <w:t>.</w:t>
       </w:r>
-      <w:bookmarkStart w:id="33" w:name="_Hlk142380906"/>
+      <w:bookmarkStart w:id="35" w:name="_Hlk142380906"/>
     </w:p>
-    <w:bookmarkEnd w:id="33"/>
+    <w:bookmarkEnd w:id="35"/>
     <w:p>
       <w:pPr>
         <w:pStyle w:val="Heading2"/>
@@ -836,7 +848,7 @@
           <w:rFonts w:cs="Arial"/>
         </w:rPr>
       </w:pPr>
-      <w:bookmarkStart w:id="34" w:name="_Hlk142380951"/>
+      <w:bookmarkStart w:id="36" w:name="_Hlk142380951"/>
       <w:r>
         <w:rPr>
           <w:rFonts w:cs="Arial"/>
@@ -907,7 +919,7 @@
         <w:t>.</w:t>
       </w:r>
     </w:p>
-    <w:bookmarkEnd w:id="34"/>
+    <w:bookmarkEnd w:id="36"/>
     <w:p>
       <w:pPr>
         <w:pStyle w:val="Heading2"/>
@@ -938,7 +950,7 @@
           <w:szCs w:val="20"/>
         </w:rPr>
       </w:pPr>
-      <w:bookmarkStart w:id="35" w:name="_Hlk142380992"/>
+      <w:bookmarkStart w:id="37" w:name="_Hlk142380992"/>
       <w:r>
         <w:rPr>
           <w:rFonts w:cs="Arial"/>
@@ -1603,7 +1615,7 @@
         <w:t xml:space="preserve">You may need to download software onto your smartphone to run the study. </w:t>
       </w:r>
     </w:p>
-    <w:bookmarkEnd w:id="35"/>
+    <w:bookmarkEnd w:id="37"/>
     <w:p>
       <w:pPr>
         <w:pStyle w:val="Heading2"/>
@@ -1672,7 +1684,7 @@
         </w:rPr>
         <w:t xml:space="preserve">y </w:t>
       </w:r>
-      <w:bookmarkStart w:id="36" w:name="_Hlk142381020"/>
+      <w:bookmarkStart w:id="38" w:name="_Hlk142381020"/>
       <w:sdt>
         <w:sdtPr>
           <w:rPr>
@@ -1713,7 +1725,7 @@
             </w:rPr>
             <w:t> </w:t>
           </w:r>
-          <w:bookmarkEnd w:id="36"/>
+          <w:bookmarkEnd w:id="38"/>
         </w:sdtContent>
       </w:sdt>
     </w:p>
@@ -1724,7 +1736,7 @@
           <w:rFonts w:cs="Arial"/>
         </w:rPr>
       </w:pPr>
-      <w:bookmarkStart w:id="37" w:name="_Hlk142381059"/>
+      <w:bookmarkStart w:id="39" w:name="_Hlk142381059"/>
       <w:r>
         <w:rPr>
           <w:rFonts w:cs="Arial"/>
@@ -1774,7 +1786,7 @@
         </w:sdtContent>
       </w:sdt>
     </w:p>
-    <w:bookmarkEnd w:id="37"/>
+    <w:bookmarkEnd w:id="39"/>
     <w:p>
       <w:pPr>
         <w:pStyle w:val="Heading2"/>
@@ -2069,7 +2081,7 @@
           <w:rFonts w:cs="Arial"/>
         </w:rPr>
       </w:pPr>
-      <w:bookmarkStart w:id="38" w:name="_Hlk142381948"/>
+      <w:bookmarkStart w:id="40" w:name="_Hlk142381948"/>
       <w:r>
         <w:rPr>
           <w:rFonts w:cs="Arial"/>
@@ -2078,7 +2090,7 @@
         <w:t>Sharing research data is important for advancing knowledge and innovation. A de-identified set of the data collected in this study may be made available for use in future research. </w:t>
       </w:r>
     </w:p>
-    <w:bookmarkEnd w:id="38"/>
+    <w:bookmarkEnd w:id="40"/>
     <w:p>
       <w:pPr>
         <w:pStyle w:val="Heading2"/>
@@ -2732,7 +2744,7 @@
         <w:sz w:val="16"/>
         <w:szCs w:val="16"/>
       </w:rPr>
-      <w:t>1.1</w:t>
+      <w:t>2</w:t>
     </w:r>
     <w:r>
       <w:rPr>
@@ -2748,7 +2760,31 @@
         <w:sz w:val="16"/>
         <w:szCs w:val="16"/>
       </w:rPr>
-      <w:t xml:space="preserve">3 March </w:t>
+      <w:t>23</w:t>
+    </w:r>
+    <w:r>
+      <w:rPr>
+        <w:rFonts w:cs="Arial"/>
+        <w:sz w:val="16"/>
+        <w:szCs w:val="16"/>
+      </w:rPr>
+      <w:t xml:space="preserve"> </w:t>
+    </w:r>
+    <w:r>
+      <w:rPr>
+        <w:rFonts w:cs="Arial"/>
+        <w:sz w:val="16"/>
+        <w:szCs w:val="16"/>
+      </w:rPr>
+      <w:t>April</w:t>
+    </w:r>
+    <w:r>
+      <w:rPr>
+        <w:rFonts w:cs="Arial"/>
+        <w:sz w:val="16"/>
+        <w:szCs w:val="16"/>
+      </w:rPr>
+      <w:t xml:space="preserve"> </w:t>
     </w:r>
     <w:r>
       <w:rPr>
@@ -5757,6 +5793,14 @@
     <w:abstractNumId w:val="20"/>
   </w:num>
 </w:numbering>
+</file>
+
+<file path=word/people.xml><?xml version="1.0" encoding="utf-8"?>
+<w15:people xmlns:wpc="http://schemas.microsoft.com/office/word/2010/wordprocessingCanvas" xmlns:cx="http://schemas.microsoft.com/office/drawing/2014/chartex" xmlns:cx1="http://schemas.microsoft.com/office/drawing/2015/9/8/chartex" xmlns:cx2="http://schemas.microsoft.com/office/drawing/2015/10/21/chartex" xmlns:cx3="http://schemas.microsoft.com/office/drawing/2016/5/9/chartex" xmlns:cx4="http://schemas.microsoft.com/office/drawing/2016/5/10/chartex" xmlns:cx5="http://schemas.microsoft.com/office/drawing/2016/5/11/chartex" xmlns:cx6="http://schemas.microsoft.com/office/drawing/2016/5/12/chartex" xmlns:cx7="http://schemas.microsoft.com/office/drawing/2016/5/13/chartex" xmlns:cx8="http://schemas.microsoft.com/office/drawing/2016/5/14/chartex" xmlns:mc="http://schemas.openxmlformats.org/markup-compatibility/2006" xmlns:aink="http://schemas.microsoft.com/office/drawing/2016/ink" xmlns:am3d="http://schemas.microsoft.com/office/drawing/2017/model3d" xmlns:o="urn:schemas-microsoft-com:office:office" xmlns:oel="http://schemas.microsoft.com/office/2019/extlst" xmlns:r="http://schemas.openxmlformats.org/officeDocument/2006/relationships" xmlns:m="http://schemas.openxmlformats.org/officeDocument/2006/math" xmlns:v="urn:schemas-microsoft-com:vml" xmlns:wp14="http://schemas.microsoft.com/office/word/2010/wordprocessingDrawing" xmlns:wp="http://schemas.openxmlformats.org/drawingml/2006/wordprocessingDrawing" xmlns:w10="urn:schemas-microsoft-com:office:word" xmlns:w="http://schemas.openxmlformats.org/wordprocessingml/2006/main" xmlns:w14="http://schemas.microsoft.com/office/word/2010/wordml" xmlns:w15="http://schemas.microsoft.com/office/word/2012/wordml" xmlns:w16cex="http://schemas.microsoft.com/office/word/2018/wordml/cex" xmlns:w16cid="http://schemas.microsoft.com/office/word/2016/wordml/cid" xmlns:w16="http://schemas.microsoft.com/office/word/2018/wordml" xmlns:w16du="http://schemas.microsoft.com/office/word/2023/wordml/word16du" xmlns:w16sdtdh="http://schemas.microsoft.com/office/word/2020/wordml/sdtdatahash" xmlns:w16sdtfl="http://schemas.microsoft.com/office/word/2024/wordml/sdtformatlock" xmlns:w16se="http://schemas.microsoft.com/office/word/2015/wordml/symex" xmlns:wpg="http://schemas.microsoft.com/office/word/2010/wordprocessingGroup" xmlns:wpi="http://schemas.microsoft.com/office/word/2010/wordprocessingInk" xmlns:wne="http://schemas.microsoft.com/office/word/2006/wordml" xmlns:wps="http://schemas.microsoft.com/office/word/2010/wordprocessingShape" mc:Ignorable="w14 w15 w16se w16cid w16 w16cex w16sdtdh w16sdtfl w16du wp14">
+  <w15:person w15:author="Kit">
+    <w15:presenceInfo w15:providerId="None" w15:userId="Kit"/>
+  </w15:person>
+</w15:people>
 </file>
 
 <file path=word/styles.xml><?xml version="1.0" encoding="utf-8"?>
@@ -7953,6 +7997,7 @@
   </w:compat>
   <w:rsids>
     <w:rsidRoot w:val="00B62B6E"/>
+    <w:rsid w:val="000152A0"/>
     <w:rsid w:val="000556E0"/>
     <w:rsid w:val="000B64B2"/>
     <w:rsid w:val="000E0BEB"/>
@@ -7974,6 +8019,7 @@
     <w:rsid w:val="00815951"/>
     <w:rsid w:val="008501C7"/>
     <w:rsid w:val="0086700D"/>
+    <w:rsid w:val="008961C8"/>
     <w:rsid w:val="008C0A1E"/>
     <w:rsid w:val="00927485"/>
     <w:rsid w:val="009B0FDC"/>
@@ -7992,6 +8038,7 @@
     <w:rsid w:val="00F51591"/>
     <w:rsid w:val="00F71E40"/>
     <w:rsid w:val="00FC2FB7"/>
+    <w:rsid w:val="00FE168D"/>
   </w:rsids>
   <m:mathPr>
     <m:mathFont m:val="Cambria Math"/>
